--- a/resources/form_templates/formularios_fl/FL-05_Oferta_Economica.docx
+++ b/resources/form_templates/formularios_fl/FL-05_Oferta_Economica.docx
@@ -4516,7 +4516,7 @@
           <w:sz w:val="22"/>
           <w:szCs w:val="22"/>
         </w:rPr>
-        <w:t xml:space="preserve">[Firma del gerente de su empresa] [Sello de su empresa]</w:t>
+        <w:t xml:space="preserve">${img_firma} ${img_sello}</w:t>
       </w:r>
     </w:p>
     <w:p>

--- a/resources/form_templates/formularios_fl/FL-05_Oferta_Economica.docx
+++ b/resources/form_templates/formularios_fl/FL-05_Oferta_Economica.docx
@@ -95,7 +95,7 @@
           <w:sz w:val="24"/>
           <w:szCs w:val="24"/>
         </w:rPr>
-        <w:t xml:space="preserve">18/03/2026</w:t>
+        <w:t xml:space="preserve">${fecha}</w:t>
       </w:r>
     </w:p>
     <w:p>
@@ -4543,7 +4543,7 @@
           <w:sz w:val="24"/>
           <w:szCs w:val="24"/>
         </w:rPr>
-        <w:t xml:space="preserve">a los dieciocho (18) días de marzo del año dos mil veintiséis (2026)</w:t>
+        <w:t xml:space="preserve">a los ${dia} (${dia_letras}) días de ${mes} del año ${anio_letras} (${anio})</w:t>
       </w:r>
     </w:p>
     <w:sectPr>
